--- a/data/cvs/cv_43_ContentJet_Inc__AI_Agent_Architect___Builder.docx
+++ b/data/cvs/cv_43_ContentJet_Inc__AI_Agent_Architect___Builder.docx
@@ -86,7 +86,7 @@
         <w:rPr>
           <w:sz w:val="20"/>
         </w:rPr>
-        <w:t>AI Agent Architect with a background in full-stack development and AI data annotation. I design and build intelligent systems, specialising in multi-agent architectures and automation. Currently at Copy Cat Group, I'm integrating SAP APIs with an internal Credit Control System and designing an AI-powered tender scraping pipeline. My toolkit includes Python, React, Node.js, PostgreSQL, n8n, and a range of AI APIs, with a focus on production-grade code and rapid development.</w:t>
+        <w:t>AI Agent Architect with a background in full-stack development and AI data annotation. I design and build intelligent systems, from multi-agent architectures to production-grade code. Currently, I'm leading AI-driven projects at Copy Cat Group, including an SAP API integration and an AI tender scraping pipeline. I excel at rapid development, project management, and Agile methodologies, with a focus on delivering complex AI solutions.</w:t>
       </w:r>
     </w:p>
     <w:p>
@@ -191,7 +191,7 @@
         <w:rPr>
           <w:sz w:val="20"/>
         </w:rPr>
-        <w:t>Gemini API, Groq API, Prompt Engineering, LLM Evaluation</w:t>
+        <w:t>Prompt Engineering, LLM Evaluation, Dataset Structuring, Gemini API, Groq API</w:t>
       </w:r>
     </w:p>
     <w:p>
@@ -227,7 +227,7 @@
         <w:rPr>
           <w:sz w:val="20"/>
         </w:rPr>
-        <w:t>Git, CI/CD, Oracle Cloud</w:t>
+        <w:t>Git, CI/CD, Docker, Oracle Cloud</w:t>
       </w:r>
     </w:p>
     <w:p>
@@ -245,7 +245,7 @@
         <w:rPr>
           <w:sz w:val="20"/>
         </w:rPr>
-        <w:t>Claude Code CLI, Claude Cowork, MCP connectors, OpenClaw, VAPI, multi-agent systems, AI agents, terminal, project management, orchestration, complex workflows, Monday.com, TikTok, Modash</w:t>
+        <w:t>Claude Code CLI, Claude Cowork, MCP connectors, OpenClaw, VAPI, multi-agent systems, AI agents, automation, terminal, orchestration, complex workflows, Monday.com, TikTok</w:t>
       </w:r>
     </w:p>
     <w:p>
@@ -263,7 +263,7 @@
         <w:rPr>
           <w:sz w:val="20"/>
         </w:rPr>
-        <w:t>Instantly, Slack, personalized documents, multi-platform deployment, DM support, group chat, tool management, multi-model routing, systematic audit, creator sourcing, outreach, qualification, brief processing, campaign management, team coordination</w:t>
+        <w:t>Modash, Instantly, Slack, personalized documents, multi-platform accessibility, tool management, multi-model routing, systematic auditing, creator sourcing, outreach, qualification, brief processing, campaign management, team coordination</w:t>
       </w:r>
     </w:p>
     <w:p>
@@ -313,7 +313,7 @@
         <w:rPr>
           <w:sz w:val="20"/>
         </w:rPr>
-        <w:t>Integrating SAP APIs with an internal Credit Control System to automate processes for OA and IT teams.</w:t>
+        <w:t>Integrating SAP APIs with an internal Credit Control System for automated OA and IT processes.</w:t>
       </w:r>
     </w:p>
     <w:p>
@@ -325,7 +325,7 @@
         <w:rPr>
           <w:sz w:val="20"/>
         </w:rPr>
-        <w:t>Designing and prototyping an AI-driven tender scraping pipeline to automate tender opportunity discovery.</w:t>
+        <w:t>Designing and documenting system architecture, including Application, Data, Integration, and Security layers.</w:t>
       </w:r>
     </w:p>
     <w:p>
@@ -337,7 +337,19 @@
         <w:rPr>
           <w:sz w:val="20"/>
         </w:rPr>
-        <w:t>Authoring technical documentation including BRDs and SDDs to define project scope and architecture.</w:t>
+        <w:t>Building an AI-powered tender scraping pipeline to automate tender discovery and processing.</w:t>
+      </w:r>
+    </w:p>
+    <w:p>
+      <w:pPr>
+        <w:pStyle w:val="ListBullet"/>
+        <w:spacing w:before="0" w:after="20"/>
+      </w:pPr>
+      <w:r>
+        <w:rPr>
+          <w:sz w:val="20"/>
+        </w:rPr>
+        <w:t>Managing rapid development cycles and Agile project management for AI-driven initiatives.</w:t>
       </w:r>
     </w:p>
     <w:p>
@@ -372,7 +384,7 @@
         <w:rPr>
           <w:sz w:val="20"/>
         </w:rPr>
-        <w:t>Generating difference-based captions for multimodal datasets to improve AI model accuracy.</w:t>
+        <w:t>Train AI models by generating accurate difference-based captions for multimodal datasets</w:t>
       </w:r>
     </w:p>
     <w:p>
@@ -384,7 +396,19 @@
         <w:rPr>
           <w:sz w:val="20"/>
         </w:rPr>
-        <w:t>Performing categorisation, bounding, and validation tasks for high-quality annotated outputs.</w:t>
+        <w:t>Perform categorisation, bounding, consistency checks, and image-level validation to improve multimodal model accuracy</w:t>
+      </w:r>
+    </w:p>
+    <w:p>
+      <w:pPr>
+        <w:pStyle w:val="ListBullet"/>
+        <w:spacing w:before="0" w:after="20"/>
+      </w:pPr>
+      <w:r>
+        <w:rPr>
+          <w:sz w:val="20"/>
+        </w:rPr>
+        <w:t>Contribute high-quality annotated outputs that directly feed into production AI model training pipelines</w:t>
       </w:r>
     </w:p>
     <w:p>
@@ -419,7 +443,7 @@
         <w:rPr>
           <w:sz w:val="20"/>
         </w:rPr>
-        <w:t>Built full-stack solutions with optimised UI components and APIs for diverse U.S. clients.</w:t>
+        <w:t>Developed and delivered full-stack solutions for U.S.-based clients across different sectors</w:t>
       </w:r>
     </w:p>
     <w:p>
@@ -431,7 +455,19 @@
         <w:rPr>
           <w:sz w:val="20"/>
         </w:rPr>
-        <w:t>Collaborated remotely to debug, enhance performance, and implement client feedback.</w:t>
+        <w:t>Built UI components, optimised APIs, and handled CMS-based website systems</w:t>
+      </w:r>
+    </w:p>
+    <w:p>
+      <w:pPr>
+        <w:pStyle w:val="ListBullet"/>
+        <w:spacing w:before="0" w:after="20"/>
+      </w:pPr>
+      <w:r>
+        <w:rPr>
+          <w:sz w:val="20"/>
+        </w:rPr>
+        <w:t>Collaborated with remote teams to debug, improve performance, and implement client feedback</w:t>
       </w:r>
     </w:p>
     <w:p>
@@ -466,7 +502,31 @@
         <w:rPr>
           <w:sz w:val="20"/>
         </w:rPr>
-        <w:t>Annotated datasets for health and agriculture AI, including intent detection and slot tagging.</w:t>
+        <w:t>Annotated and evaluated datasets for health and agriculture AI systems</w:t>
+      </w:r>
+    </w:p>
+    <w:p>
+      <w:pPr>
+        <w:pStyle w:val="ListBullet"/>
+        <w:spacing w:before="0" w:after="20"/>
+      </w:pPr>
+      <w:r>
+        <w:rPr>
+          <w:sz w:val="20"/>
+        </w:rPr>
+        <w:t>Performed intent detection, slot tagging, utterance verification, and structured dataset creation</w:t>
+      </w:r>
+    </w:p>
+    <w:p>
+      <w:pPr>
+        <w:pStyle w:val="ListBullet"/>
+        <w:spacing w:before="0" w:after="20"/>
+      </w:pPr>
+      <w:r>
+        <w:rPr>
+          <w:sz w:val="20"/>
+        </w:rPr>
+        <w:t>Ensured annotation quality and consistency across multilingual and multimodal training data</w:t>
       </w:r>
     </w:p>
     <w:p>
